--- a/zht/docx/038.content.docx
+++ b/zht/docx/038.content.docx
@@ -519,18 +519,12 @@
           <w:lang w:val="zh_TW" w:bidi="zh_TW"/>
         </w:rPr>
       </w:r>
-      <w:hyperlink r:id="rId13">
-        <w:r>
-          <w:rPr>
-            <w:lang w:val="zh_TW" w:bidi="zh_TW"/>
-          </w:rPr>
-          <w:rPr>
-            <w:color w:val="0000EE"/>
-            <w:u w:val="single"/>
-          </w:rPr>
-          <w:t>歴代志上3:21</w:t>
-        </w:r>
-      </w:hyperlink>
+      <w:r>
+        <w:rPr>
+          <w:lang w:val="zh_TW" w:bidi="zh_TW"/>
+        </w:rPr>
+        <w:t>歴代志上3:21</w:t>
+      </w:r>
     </w:p>
     <w:p>
       <w:pPr>
@@ -543,30 +537,18 @@
           <w:lang w:val="zh_TW" w:bidi="zh_TW"/>
         </w:rPr>
       </w:r>
-      <w:hyperlink r:id="rId13">
-        <w:r>
-          <w:rPr>
-            <w:lang w:val="zh_TW" w:bidi="zh_TW"/>
-          </w:rPr>
-          <w:rPr>
-            <w:color w:val="0000EE"/>
-            <w:u w:val="single"/>
-          </w:rPr>
-          <w:t>歴代志上</w:t>
-        </w:r>
-      </w:hyperlink>
-      <w:hyperlink r:id="rId14">
-        <w:r>
-          <w:rPr>
-            <w:lang w:val="zh_TW" w:bidi="zh_TW"/>
-          </w:rPr>
-          <w:rPr>
-            <w:color w:val="0000EE"/>
-            <w:u w:val="single"/>
-          </w:rPr>
-          <w:t>8:38–40</w:t>
-        </w:r>
-      </w:hyperlink>
+      <w:r>
+        <w:rPr>
+          <w:lang w:val="zh_TW" w:bidi="zh_TW"/>
+        </w:rPr>
+        <w:t>歴代志上</w:t>
+      </w:r>
+      <w:r>
+        <w:rPr>
+          <w:lang w:val="zh_TW" w:bidi="zh_TW"/>
+        </w:rPr>
+        <w:t>8:38–40</w:t>
+      </w:r>
     </w:p>
     <w:p>
       <w:pPr>
@@ -579,18 +561,12 @@
           <w:lang w:val="zh_TW" w:bidi="zh_TW"/>
         </w:rPr>
       </w:r>
-      <w:hyperlink r:id="rId15">
-        <w:r>
-          <w:rPr>
-            <w:lang w:val="zh_TW" w:bidi="zh_TW"/>
-          </w:rPr>
-          <w:rPr>
-            <w:color w:val="0000EE"/>
-            <w:u w:val="single"/>
-          </w:rPr>
-          <w:t>以斯拉記8:8–11</w:t>
-        </w:r>
-      </w:hyperlink>
+      <w:r>
+        <w:rPr>
+          <w:lang w:val="zh_TW" w:bidi="zh_TW"/>
+        </w:rPr>
+        <w:t>以斯拉記8:8–11</w:t>
+      </w:r>
     </w:p>
     <w:p>
       <w:pPr>
@@ -603,18 +579,12 @@
           <w:lang w:val="zh_TW" w:bidi="zh_TW"/>
         </w:rPr>
       </w:r>
-      <w:hyperlink r:id="rId16">
-        <w:r>
-          <w:rPr>
-            <w:lang w:val="zh_TW" w:bidi="zh_TW"/>
-          </w:rPr>
-          <w:rPr>
-            <w:color w:val="0000EE"/>
-            <w:u w:val="single"/>
-          </w:rPr>
-          <w:t>俄巴底亞書1:2</w:t>
-        </w:r>
-      </w:hyperlink>
+      <w:r>
+        <w:rPr>
+          <w:lang w:val="zh_TW" w:bidi="zh_TW"/>
+        </w:rPr>
+        <w:t>俄巴底亞書1:2</w:t>
+      </w:r>
     </w:p>
     <w:p>
       <w:pPr>
@@ -892,18 +862,12 @@
           <w:lang w:val="zh_TW" w:bidi="zh_TW"/>
         </w:rPr>
       </w:r>
-      <w:hyperlink r:id="rId17">
-        <w:r>
-          <w:rPr>
-            <w:lang w:val="zh_TW" w:bidi="zh_TW"/>
-          </w:rPr>
-          <w:rPr>
-            <w:color w:val="0000EE"/>
-            <w:u w:val="single"/>
-          </w:rPr>
-          <w:t>彼得後書2:6</w:t>
-        </w:r>
-      </w:hyperlink>
+      <w:r>
+        <w:rPr>
+          <w:lang w:val="zh_TW" w:bidi="zh_TW"/>
+        </w:rPr>
+        <w:t>彼得後書2:6</w:t>
+      </w:r>
     </w:p>
     <w:p>
       <w:pPr>
@@ -916,18 +880,12 @@
           <w:lang w:val="zh_TW" w:bidi="zh_TW"/>
         </w:rPr>
       </w:r>
-      <w:hyperlink r:id="rId18">
-        <w:r>
-          <w:rPr>
-            <w:lang w:val="zh_TW" w:bidi="zh_TW"/>
-          </w:rPr>
-          <w:rPr>
-            <w:color w:val="0000EE"/>
-            <w:u w:val="single"/>
-          </w:rPr>
-          <w:t>創世記10:19</w:t>
-        </w:r>
-      </w:hyperlink>
+      <w:r>
+        <w:rPr>
+          <w:lang w:val="zh_TW" w:bidi="zh_TW"/>
+        </w:rPr>
+        <w:t>創世記10:19</w:t>
+      </w:r>
     </w:p>
     <w:p>
       <w:pPr>
@@ -940,18 +898,12 @@
           <w:lang w:val="zh_TW" w:bidi="zh_TW"/>
         </w:rPr>
       </w:r>
-      <w:hyperlink r:id="rId19">
-        <w:r>
-          <w:rPr>
-            <w:lang w:val="zh_TW" w:bidi="zh_TW"/>
-          </w:rPr>
-          <w:rPr>
-            <w:color w:val="0000EE"/>
-            <w:u w:val="single"/>
-          </w:rPr>
-          <w:t>創世記14:1–2</w:t>
-        </w:r>
-      </w:hyperlink>
+      <w:r>
+        <w:rPr>
+          <w:lang w:val="zh_TW" w:bidi="zh_TW"/>
+        </w:rPr>
+        <w:t>創世記14:1–2</w:t>
+      </w:r>
     </w:p>
     <w:p>
       <w:pPr>
@@ -964,18 +916,12 @@
           <w:lang w:val="zh_TW" w:bidi="zh_TW"/>
         </w:rPr>
       </w:r>
-      <w:hyperlink r:id="rId20">
-        <w:r>
-          <w:rPr>
-            <w:lang w:val="zh_TW" w:bidi="zh_TW"/>
-          </w:rPr>
-          <w:rPr>
-            <w:color w:val="0000EE"/>
-            <w:u w:val="single"/>
-          </w:rPr>
-          <w:t>創世記18:21</w:t>
-        </w:r>
-      </w:hyperlink>
+      <w:r>
+        <w:rPr>
+          <w:lang w:val="zh_TW" w:bidi="zh_TW"/>
+        </w:rPr>
+        <w:t>創世記18:21</w:t>
+      </w:r>
     </w:p>
     <w:p>
       <w:pPr>
@@ -988,18 +934,12 @@
           <w:lang w:val="zh_TW" w:bidi="zh_TW"/>
         </w:rPr>
       </w:r>
-      <w:hyperlink r:id="rId21">
-        <w:r>
-          <w:rPr>
-            <w:lang w:val="zh_TW" w:bidi="zh_TW"/>
-          </w:rPr>
-          <w:rPr>
-            <w:color w:val="0000EE"/>
-            <w:u w:val="single"/>
-          </w:rPr>
-          <w:t>以賽亞書1:9</w:t>
-        </w:r>
-      </w:hyperlink>
+      <w:r>
+        <w:rPr>
+          <w:lang w:val="zh_TW" w:bidi="zh_TW"/>
+        </w:rPr>
+        <w:t>以賽亞書1:9</w:t>
+      </w:r>
     </w:p>
     <w:p>
       <w:pPr>
@@ -1012,18 +952,12 @@
           <w:lang w:val="zh_TW" w:bidi="zh_TW"/>
         </w:rPr>
       </w:r>
-      <w:hyperlink r:id="rId22">
-        <w:r>
-          <w:rPr>
-            <w:lang w:val="zh_TW" w:bidi="zh_TW"/>
-          </w:rPr>
-          <w:rPr>
-            <w:color w:val="0000EE"/>
-            <w:u w:val="single"/>
-          </w:rPr>
-          <w:t>馬太福音10:15</w:t>
-        </w:r>
-      </w:hyperlink>
+      <w:r>
+        <w:rPr>
+          <w:lang w:val="zh_TW" w:bidi="zh_TW"/>
+        </w:rPr>
+        <w:t>馬太福音10:15</w:t>
+      </w:r>
     </w:p>
     <w:p>
       <w:pPr>
@@ -1299,18 +1233,12 @@
           <w:lang w:val="zh_TW" w:bidi="zh_TW"/>
         </w:rPr>
       </w:r>
-      <w:hyperlink r:id="rId23">
-        <w:r>
-          <w:rPr>
-            <w:lang w:val="zh_TW" w:bidi="zh_TW"/>
-          </w:rPr>
-          <w:rPr>
-            <w:color w:val="0000EE"/>
-            <w:u w:val="single"/>
-          </w:rPr>
-          <w:t>使徒行傳15:10</w:t>
-        </w:r>
-      </w:hyperlink>
+      <w:r>
+        <w:rPr>
+          <w:lang w:val="zh_TW" w:bidi="zh_TW"/>
+        </w:rPr>
+        <w:t>使徒行傳15:10</w:t>
+      </w:r>
     </w:p>
     <w:p>
       <w:pPr>
@@ -1323,18 +1251,12 @@
           <w:lang w:val="zh_TW" w:bidi="zh_TW"/>
         </w:rPr>
       </w:r>
-      <w:hyperlink r:id="rId24">
-        <w:r>
-          <w:rPr>
-            <w:lang w:val="zh_TW" w:bidi="zh_TW"/>
-          </w:rPr>
-          <w:rPr>
-            <w:color w:val="0000EE"/>
-            <w:u w:val="single"/>
-          </w:rPr>
-          <w:t>加拉太書5:1</w:t>
-        </w:r>
-      </w:hyperlink>
+      <w:r>
+        <w:rPr>
+          <w:lang w:val="zh_TW" w:bidi="zh_TW"/>
+        </w:rPr>
+        <w:t>加拉太書5:1</w:t>
+      </w:r>
     </w:p>
     <w:p>
       <w:pPr>
@@ -1347,18 +1269,12 @@
           <w:lang w:val="zh_TW" w:bidi="zh_TW"/>
         </w:rPr>
       </w:r>
-      <w:hyperlink r:id="rId25">
-        <w:r>
-          <w:rPr>
-            <w:lang w:val="zh_TW" w:bidi="zh_TW"/>
-          </w:rPr>
-          <w:rPr>
-            <w:color w:val="0000EE"/>
-            <w:u w:val="single"/>
-          </w:rPr>
-          <w:t>創世記27:40</w:t>
-        </w:r>
-      </w:hyperlink>
+      <w:r>
+        <w:rPr>
+          <w:lang w:val="zh_TW" w:bidi="zh_TW"/>
+        </w:rPr>
+        <w:t>創世記27:40</w:t>
+      </w:r>
     </w:p>
     <w:p>
       <w:pPr>
@@ -1371,18 +1287,12 @@
           <w:lang w:val="zh_TW" w:bidi="zh_TW"/>
         </w:rPr>
       </w:r>
-      <w:hyperlink r:id="rId26">
-        <w:r>
-          <w:rPr>
-            <w:lang w:val="zh_TW" w:bidi="zh_TW"/>
-          </w:rPr>
-          <w:rPr>
-            <w:color w:val="0000EE"/>
-            <w:u w:val="single"/>
-          </w:rPr>
-          <w:t>以賽亞書9:4</w:t>
-        </w:r>
-      </w:hyperlink>
+      <w:r>
+        <w:rPr>
+          <w:lang w:val="zh_TW" w:bidi="zh_TW"/>
+        </w:rPr>
+        <w:t>以賽亞書9:4</w:t>
+      </w:r>
     </w:p>
     <w:p>
       <w:pPr>
@@ -1395,18 +1305,12 @@
           <w:lang w:val="zh_TW" w:bidi="zh_TW"/>
         </w:rPr>
       </w:r>
-      <w:hyperlink r:id="rId27">
-        <w:r>
-          <w:rPr>
-            <w:lang w:val="zh_TW" w:bidi="zh_TW"/>
-          </w:rPr>
-          <w:rPr>
-            <w:color w:val="0000EE"/>
-            <w:u w:val="single"/>
-          </w:rPr>
-          <w:t>耶利米書27:4</w:t>
-        </w:r>
-      </w:hyperlink>
+      <w:r>
+        <w:rPr>
+          <w:lang w:val="zh_TW" w:bidi="zh_TW"/>
+        </w:rPr>
+        <w:t>耶利米書27:4</w:t>
+      </w:r>
     </w:p>
     <w:p>
       <w:pPr>
@@ -1419,18 +1323,12 @@
           <w:lang w:val="zh_TW" w:bidi="zh_TW"/>
         </w:rPr>
       </w:r>
-      <w:hyperlink r:id="rId28">
-        <w:r>
-          <w:rPr>
-            <w:lang w:val="zh_TW" w:bidi="zh_TW"/>
-          </w:rPr>
-          <w:rPr>
-            <w:color w:val="0000EE"/>
-            <w:u w:val="single"/>
-          </w:rPr>
-          <w:t>馬太福音11:30</w:t>
-        </w:r>
-      </w:hyperlink>
+      <w:r>
+        <w:rPr>
+          <w:lang w:val="zh_TW" w:bidi="zh_TW"/>
+        </w:rPr>
+        <w:t>馬太福音11:30</w:t>
+      </w:r>
     </w:p>
     <w:p>
       <w:pPr>
@@ -1443,18 +1341,12 @@
           <w:lang w:val="zh_TW" w:bidi="zh_TW"/>
         </w:rPr>
       </w:r>
-      <w:hyperlink r:id="rId29">
-        <w:r>
-          <w:rPr>
-            <w:lang w:val="zh_TW" w:bidi="zh_TW"/>
-          </w:rPr>
-          <w:rPr>
-            <w:color w:val="0000EE"/>
-            <w:u w:val="single"/>
-          </w:rPr>
-          <w:t>腓立比書4:3</w:t>
-        </w:r>
-      </w:hyperlink>
+      <w:r>
+        <w:rPr>
+          <w:lang w:val="zh_TW" w:bidi="zh_TW"/>
+        </w:rPr>
+        <w:t>腓立比書4:3</w:t>
+      </w:r>
     </w:p>
     <w:p>
       <w:pPr>

--- a/zht/docx/038.content.docx
+++ b/zht/docx/038.content.docx
@@ -1148,19 +1148,7 @@
         <w:rPr>
           <w:lang w:val="zh_TW" w:bidi="zh_TW"/>
         </w:rPr>
-        <w:t>（另見：</w:t>
-      </w:r>
-      <w:r>
-        <w:rPr>
-          <w:lang w:val="zh_TW" w:bidi="zh_TW"/>
-        </w:rPr>
-        <w:t>捆綁</w:t>
-      </w:r>
-      <w:r>
-        <w:rPr>
-          <w:lang w:val="zh_TW" w:bidi="zh_TW"/>
-        </w:rPr>
-        <w:t>、</w:t>
+        <w:t>（另見：捆綁、</w:t>
       </w:r>
       <w:r>
         <w:rPr>
@@ -1172,19 +1160,7 @@
         <w:rPr>
           <w:lang w:val="zh_TW" w:bidi="zh_TW"/>
         </w:rPr>
-        <w:t>、</w:t>
-      </w:r>
-      <w:r>
-        <w:rPr>
-          <w:lang w:val="zh_TW" w:bidi="zh_TW"/>
-        </w:rPr>
-        <w:t>壓迫</w:t>
-      </w:r>
-      <w:r>
-        <w:rPr>
-          <w:lang w:val="zh_TW" w:bidi="zh_TW"/>
-        </w:rPr>
-        <w:t>、</w:t>
+        <w:t>、壓迫、</w:t>
       </w:r>
       <w:r>
         <w:rPr>
